--- a/POWERPOINT AND INTERNET EXAMS.docx
+++ b/POWERPOINT AND INTERNET EXAMS.docx
@@ -13,6 +13,8 @@
           <w:u w:val="single"/>
         </w:rPr>
       </w:pPr>
+      <w:bookmarkStart w:id="0" w:name="_GoBack"/>
+      <w:bookmarkEnd w:id="0"/>
       <w:r>
         <w:rPr>
           <w:rFonts w:ascii="Georgia" w:hAnsi="Georgia"/>
@@ -731,13 +733,14 @@
         </w:rPr>
         <w:t xml:space="preserve"> </w:t>
       </w:r>
-      <w:bookmarkStart w:id="0" w:name="_GoBack"/>
-      <w:bookmarkEnd w:id="0"/>
     </w:p>
     <w:sectPr>
       <w:headerReference w:type="even" r:id="rId8"/>
       <w:headerReference w:type="default" r:id="rId9"/>
-      <w:headerReference w:type="first" r:id="rId10"/>
+      <w:footerReference w:type="even" r:id="rId10"/>
+      <w:footerReference w:type="default" r:id="rId11"/>
+      <w:headerReference w:type="first" r:id="rId12"/>
+      <w:footerReference w:type="first" r:id="rId13"/>
       <w:pgSz w:w="12240" w:h="15840"/>
       <w:pgMar w:top="1440" w:right="1440" w:bottom="1440" w:left="1440" w:header="720" w:footer="720" w:gutter="0"/>
       <w:cols w:space="720"/>
@@ -770,6 +773,36 @@
     </w:p>
   </w:endnote>
 </w:endnotes>
+</file>
+
+<file path=word/footer1.xml><?xml version="1.0" encoding="utf-8"?>
+<w:ftr xmlns:wpc="http://schemas.microsoft.com/office/word/2010/wordprocessingCanvas" xmlns:cx="http://schemas.microsoft.com/office/drawing/2014/chartex" xmlns:mc="http://schemas.openxmlformats.org/markup-compatibility/2006" xmlns:o="urn:schemas-microsoft-com:office:office" xmlns:r="http://schemas.openxmlformats.org/officeDocument/2006/relationships" xmlns:m="http://schemas.openxmlformats.org/officeDocument/2006/math" xmlns:v="urn:schemas-microsoft-com:vml" xmlns:wp14="http://schemas.microsoft.com/office/word/2010/wordprocessingDrawing" xmlns:wp="http://schemas.openxmlformats.org/drawingml/2006/wordprocessingDrawing" xmlns:w10="urn:schemas-microsoft-com:office:word" xmlns:w="http://schemas.openxmlformats.org/wordprocessingml/2006/main" xmlns:w14="http://schemas.microsoft.com/office/word/2010/wordml" xmlns:w15="http://schemas.microsoft.com/office/word/2012/wordml" xmlns:w16se="http://schemas.microsoft.com/office/word/2015/wordml/symex" xmlns:wpg="http://schemas.microsoft.com/office/word/2010/wordprocessingGroup" xmlns:wpi="http://schemas.microsoft.com/office/word/2010/wordprocessingInk" xmlns:wne="http://schemas.microsoft.com/office/word/2006/wordml" xmlns:wps="http://schemas.microsoft.com/office/word/2010/wordprocessingShape" mc:Ignorable="w14 w15 w16se wp14">
+  <w:p>
+    <w:pPr>
+      <w:pStyle w:val="Footer"/>
+    </w:pPr>
+  </w:p>
+</w:ftr>
+</file>
+
+<file path=word/footer2.xml><?xml version="1.0" encoding="utf-8"?>
+<w:ftr xmlns:wpc="http://schemas.microsoft.com/office/word/2010/wordprocessingCanvas" xmlns:cx="http://schemas.microsoft.com/office/drawing/2014/chartex" xmlns:mc="http://schemas.openxmlformats.org/markup-compatibility/2006" xmlns:o="urn:schemas-microsoft-com:office:office" xmlns:r="http://schemas.openxmlformats.org/officeDocument/2006/relationships" xmlns:m="http://schemas.openxmlformats.org/officeDocument/2006/math" xmlns:v="urn:schemas-microsoft-com:vml" xmlns:wp14="http://schemas.microsoft.com/office/word/2010/wordprocessingDrawing" xmlns:wp="http://schemas.openxmlformats.org/drawingml/2006/wordprocessingDrawing" xmlns:w10="urn:schemas-microsoft-com:office:word" xmlns:w="http://schemas.openxmlformats.org/wordprocessingml/2006/main" xmlns:w14="http://schemas.microsoft.com/office/word/2010/wordml" xmlns:w15="http://schemas.microsoft.com/office/word/2012/wordml" xmlns:w16se="http://schemas.microsoft.com/office/word/2015/wordml/symex" xmlns:wpg="http://schemas.microsoft.com/office/word/2010/wordprocessingGroup" xmlns:wpi="http://schemas.microsoft.com/office/word/2010/wordprocessingInk" xmlns:wne="http://schemas.microsoft.com/office/word/2006/wordml" xmlns:wps="http://schemas.microsoft.com/office/word/2010/wordprocessingShape" mc:Ignorable="w14 w15 w16se wp14">
+  <w:p>
+    <w:pPr>
+      <w:pStyle w:val="Footer"/>
+    </w:pPr>
+  </w:p>
+</w:ftr>
+</file>
+
+<file path=word/footer3.xml><?xml version="1.0" encoding="utf-8"?>
+<w:ftr xmlns:wpc="http://schemas.microsoft.com/office/word/2010/wordprocessingCanvas" xmlns:cx="http://schemas.microsoft.com/office/drawing/2014/chartex" xmlns:mc="http://schemas.openxmlformats.org/markup-compatibility/2006" xmlns:o="urn:schemas-microsoft-com:office:office" xmlns:r="http://schemas.openxmlformats.org/officeDocument/2006/relationships" xmlns:m="http://schemas.openxmlformats.org/officeDocument/2006/math" xmlns:v="urn:schemas-microsoft-com:vml" xmlns:wp14="http://schemas.microsoft.com/office/word/2010/wordprocessingDrawing" xmlns:wp="http://schemas.openxmlformats.org/drawingml/2006/wordprocessingDrawing" xmlns:w10="urn:schemas-microsoft-com:office:word" xmlns:w="http://schemas.openxmlformats.org/wordprocessingml/2006/main" xmlns:w14="http://schemas.microsoft.com/office/word/2010/wordml" xmlns:w15="http://schemas.microsoft.com/office/word/2012/wordml" xmlns:w16se="http://schemas.microsoft.com/office/word/2015/wordml/symex" xmlns:wpg="http://schemas.microsoft.com/office/word/2010/wordprocessingGroup" xmlns:wpi="http://schemas.microsoft.com/office/word/2010/wordprocessingInk" xmlns:wne="http://schemas.microsoft.com/office/word/2006/wordml" xmlns:wps="http://schemas.microsoft.com/office/word/2010/wordprocessingShape" mc:Ignorable="w14 w15 w16se wp14">
+  <w:p>
+    <w:pPr>
+      <w:pStyle w:val="Footer"/>
+    </w:pPr>
+  </w:p>
+</w:ftr>
 </file>
 
 <file path=word/footnotes.xml><?xml version="1.0" encoding="utf-8"?>
@@ -827,8 +860,9 @@
           <v:path o:extrusionok="f" gradientshapeok="t" o:connecttype="rect"/>
           <o:lock v:ext="edit" aspectratio="t"/>
         </v:shapetype>
-        <v:shape id="WordPictureWatermark35497719" o:spid="_x0000_s2053" type="#_x0000_t75" style="position:absolute;margin-left:0;margin-top:0;width:467.6pt;height:303.65pt;z-index:-251653120;mso-position-horizontal:center;mso-position-horizontal-relative:margin;mso-position-vertical:center;mso-position-vertical-relative:margin" o:allowincell="f">
-          <v:imagedata r:id="rId1" o:title="RURALNET"/>
+        <v:shape id="WordPictureWatermark3630641" o:spid="_x0000_s2053" type="#_x0000_t75" style="position:absolute;margin-left:0;margin-top:0;width:467.6pt;height:303.65pt;z-index:-251653120;mso-position-horizontal:center;mso-position-horizontal-relative:margin;mso-position-vertical:center;mso-position-vertical-relative:margin" o:allowincell="f">
+          <v:imagedata r:id="rId1" o:title="RURALNET" gain="19661f" blacklevel="22938f"/>
+          <w10:wrap anchorx="margin" anchory="margin"/>
         </v:shape>
       </w:pict>
     </w:r>
@@ -914,6 +948,7 @@
                             <w:dataBinding w:prefixMappings="xmlns:ns0='http://purl.org/dc/elements/1.1/' xmlns:ns1='http://schemas.openxmlformats.org/package/2006/metadata/core-properties' " w:xpath="/ns1:coreProperties[1]/ns0:title[1]" w:storeItemID="{6C3C8BC8-F283-45AE-878A-BAB7291924A1}"/>
                             <w:text/>
                           </w:sdtPr>
+                          <w:sdtEndPr/>
                           <w:sdtContent>
                             <w:p>
                               <w:pPr>
@@ -1046,8 +1081,9 @@
           <v:path o:extrusionok="f" gradientshapeok="t" o:connecttype="rect"/>
           <o:lock v:ext="edit" aspectratio="t"/>
         </v:shapetype>
-        <v:shape id="WordPictureWatermark35497720" o:spid="_x0000_s2054" type="#_x0000_t75" style="position:absolute;margin-left:0;margin-top:0;width:467.6pt;height:303.65pt;z-index:-251652096;mso-position-horizontal:center;mso-position-horizontal-relative:margin;mso-position-vertical:center;mso-position-vertical-relative:margin" o:allowincell="f">
-          <v:imagedata r:id="rId1" o:title="RURALNET"/>
+        <v:shape id="WordPictureWatermark3630642" o:spid="_x0000_s2054" type="#_x0000_t75" style="position:absolute;margin-left:0;margin-top:0;width:467.6pt;height:303.65pt;z-index:-251652096;mso-position-horizontal:center;mso-position-horizontal-relative:margin;mso-position-vertical:center;mso-position-vertical-relative:margin" o:allowincell="f">
+          <v:imagedata r:id="rId1" o:title="RURALNET" gain="19661f" blacklevel="22938f"/>
+          <w10:wrap anchorx="margin" anchory="margin"/>
         </v:shape>
       </w:pict>
     </w:r>
@@ -1242,8 +1278,9 @@
           <v:path o:extrusionok="f" gradientshapeok="t" o:connecttype="rect"/>
           <o:lock v:ext="edit" aspectratio="t"/>
         </v:shapetype>
-        <v:shape id="WordPictureWatermark35497718" o:spid="_x0000_s2052" type="#_x0000_t75" style="position:absolute;margin-left:0;margin-top:0;width:467.6pt;height:303.65pt;z-index:-251654144;mso-position-horizontal:center;mso-position-horizontal-relative:margin;mso-position-vertical:center;mso-position-vertical-relative:margin" o:allowincell="f">
-          <v:imagedata r:id="rId1" o:title="RURALNET"/>
+        <v:shape id="WordPictureWatermark3630640" o:spid="_x0000_s2052" type="#_x0000_t75" style="position:absolute;margin-left:0;margin-top:0;width:467.6pt;height:303.65pt;z-index:-251654144;mso-position-horizontal:center;mso-position-horizontal-relative:margin;mso-position-vertical:center;mso-position-vertical-relative:margin" o:allowincell="f">
+          <v:imagedata r:id="rId1" o:title="RURALNET" gain="19661f" blacklevel="22938f"/>
+          <w10:wrap anchorx="margin" anchory="margin"/>
         </v:shape>
       </w:pict>
     </w:r>
@@ -1854,6 +1891,36 @@
       <w:contextualSpacing/>
     </w:pPr>
   </w:style>
+  <w:style w:type="paragraph" w:styleId="BalloonText">
+    <w:name w:val="Balloon Text"/>
+    <w:basedOn w:val="Normal"/>
+    <w:link w:val="BalloonTextChar"/>
+    <w:uiPriority w:val="99"/>
+    <w:semiHidden/>
+    <w:unhideWhenUsed/>
+    <w:rsid w:val="007C48A9"/>
+    <w:pPr>
+      <w:spacing w:after="0" w:line="240" w:lineRule="auto"/>
+    </w:pPr>
+    <w:rPr>
+      <w:rFonts w:ascii="Segoe UI" w:hAnsi="Segoe UI" w:cs="Segoe UI"/>
+      <w:sz w:val="18"/>
+      <w:szCs w:val="18"/>
+    </w:rPr>
+  </w:style>
+  <w:style w:type="character" w:customStyle="1" w:styleId="BalloonTextChar">
+    <w:name w:val="Balloon Text Char"/>
+    <w:basedOn w:val="DefaultParagraphFont"/>
+    <w:link w:val="BalloonText"/>
+    <w:uiPriority w:val="99"/>
+    <w:semiHidden/>
+    <w:rsid w:val="007C48A9"/>
+    <w:rPr>
+      <w:rFonts w:ascii="Segoe UI" w:hAnsi="Segoe UI" w:cs="Segoe UI"/>
+      <w:sz w:val="18"/>
+      <w:szCs w:val="18"/>
+    </w:rPr>
+  </w:style>
 </w:styles>
 </file>
 

--- a/POWERPOINT AND INTERNET EXAMS.docx
+++ b/POWERPOINT AND INTERNET EXAMS.docx
@@ -13,8 +13,6 @@
           <w:u w:val="single"/>
         </w:rPr>
       </w:pPr>
-      <w:bookmarkStart w:id="0" w:name="_GoBack"/>
-      <w:bookmarkEnd w:id="0"/>
       <w:r>
         <w:rPr>
           <w:rFonts w:ascii="Georgia" w:hAnsi="Georgia"/>
@@ -44,6 +42,8 @@
         </w:rPr>
         <w:t>Open PowerPoint and insert the details as below;</w:t>
       </w:r>
+      <w:bookmarkStart w:id="0" w:name="_GoBack"/>
+      <w:bookmarkEnd w:id="0"/>
     </w:p>
     <w:tbl>
       <w:tblPr>
@@ -737,10 +737,7 @@
     <w:sectPr>
       <w:headerReference w:type="even" r:id="rId8"/>
       <w:headerReference w:type="default" r:id="rId9"/>
-      <w:footerReference w:type="even" r:id="rId10"/>
-      <w:footerReference w:type="default" r:id="rId11"/>
-      <w:headerReference w:type="first" r:id="rId12"/>
-      <w:footerReference w:type="first" r:id="rId13"/>
+      <w:headerReference w:type="first" r:id="rId10"/>
       <w:pgSz w:w="12240" w:h="15840"/>
       <w:pgMar w:top="1440" w:right="1440" w:bottom="1440" w:left="1440" w:header="720" w:footer="720" w:gutter="0"/>
       <w:cols w:space="720"/>
@@ -773,36 +770,6 @@
     </w:p>
   </w:endnote>
 </w:endnotes>
-</file>
-
-<file path=word/footer1.xml><?xml version="1.0" encoding="utf-8"?>
-<w:ftr xmlns:wpc="http://schemas.microsoft.com/office/word/2010/wordprocessingCanvas" xmlns:cx="http://schemas.microsoft.com/office/drawing/2014/chartex" xmlns:mc="http://schemas.openxmlformats.org/markup-compatibility/2006" xmlns:o="urn:schemas-microsoft-com:office:office" xmlns:r="http://schemas.openxmlformats.org/officeDocument/2006/relationships" xmlns:m="http://schemas.openxmlformats.org/officeDocument/2006/math" xmlns:v="urn:schemas-microsoft-com:vml" xmlns:wp14="http://schemas.microsoft.com/office/word/2010/wordprocessingDrawing" xmlns:wp="http://schemas.openxmlformats.org/drawingml/2006/wordprocessingDrawing" xmlns:w10="urn:schemas-microsoft-com:office:word" xmlns:w="http://schemas.openxmlformats.org/wordprocessingml/2006/main" xmlns:w14="http://schemas.microsoft.com/office/word/2010/wordml" xmlns:w15="http://schemas.microsoft.com/office/word/2012/wordml" xmlns:w16se="http://schemas.microsoft.com/office/word/2015/wordml/symex" xmlns:wpg="http://schemas.microsoft.com/office/word/2010/wordprocessingGroup" xmlns:wpi="http://schemas.microsoft.com/office/word/2010/wordprocessingInk" xmlns:wne="http://schemas.microsoft.com/office/word/2006/wordml" xmlns:wps="http://schemas.microsoft.com/office/word/2010/wordprocessingShape" mc:Ignorable="w14 w15 w16se wp14">
-  <w:p>
-    <w:pPr>
-      <w:pStyle w:val="Footer"/>
-    </w:pPr>
-  </w:p>
-</w:ftr>
-</file>
-
-<file path=word/footer2.xml><?xml version="1.0" encoding="utf-8"?>
-<w:ftr xmlns:wpc="http://schemas.microsoft.com/office/word/2010/wordprocessingCanvas" xmlns:cx="http://schemas.microsoft.com/office/drawing/2014/chartex" xmlns:mc="http://schemas.openxmlformats.org/markup-compatibility/2006" xmlns:o="urn:schemas-microsoft-com:office:office" xmlns:r="http://schemas.openxmlformats.org/officeDocument/2006/relationships" xmlns:m="http://schemas.openxmlformats.org/officeDocument/2006/math" xmlns:v="urn:schemas-microsoft-com:vml" xmlns:wp14="http://schemas.microsoft.com/office/word/2010/wordprocessingDrawing" xmlns:wp="http://schemas.openxmlformats.org/drawingml/2006/wordprocessingDrawing" xmlns:w10="urn:schemas-microsoft-com:office:word" xmlns:w="http://schemas.openxmlformats.org/wordprocessingml/2006/main" xmlns:w14="http://schemas.microsoft.com/office/word/2010/wordml" xmlns:w15="http://schemas.microsoft.com/office/word/2012/wordml" xmlns:w16se="http://schemas.microsoft.com/office/word/2015/wordml/symex" xmlns:wpg="http://schemas.microsoft.com/office/word/2010/wordprocessingGroup" xmlns:wpi="http://schemas.microsoft.com/office/word/2010/wordprocessingInk" xmlns:wne="http://schemas.microsoft.com/office/word/2006/wordml" xmlns:wps="http://schemas.microsoft.com/office/word/2010/wordprocessingShape" mc:Ignorable="w14 w15 w16se wp14">
-  <w:p>
-    <w:pPr>
-      <w:pStyle w:val="Footer"/>
-    </w:pPr>
-  </w:p>
-</w:ftr>
-</file>
-
-<file path=word/footer3.xml><?xml version="1.0" encoding="utf-8"?>
-<w:ftr xmlns:wpc="http://schemas.microsoft.com/office/word/2010/wordprocessingCanvas" xmlns:cx="http://schemas.microsoft.com/office/drawing/2014/chartex" xmlns:mc="http://schemas.openxmlformats.org/markup-compatibility/2006" xmlns:o="urn:schemas-microsoft-com:office:office" xmlns:r="http://schemas.openxmlformats.org/officeDocument/2006/relationships" xmlns:m="http://schemas.openxmlformats.org/officeDocument/2006/math" xmlns:v="urn:schemas-microsoft-com:vml" xmlns:wp14="http://schemas.microsoft.com/office/word/2010/wordprocessingDrawing" xmlns:wp="http://schemas.openxmlformats.org/drawingml/2006/wordprocessingDrawing" xmlns:w10="urn:schemas-microsoft-com:office:word" xmlns:w="http://schemas.openxmlformats.org/wordprocessingml/2006/main" xmlns:w14="http://schemas.microsoft.com/office/word/2010/wordml" xmlns:w15="http://schemas.microsoft.com/office/word/2012/wordml" xmlns:w16se="http://schemas.microsoft.com/office/word/2015/wordml/symex" xmlns:wpg="http://schemas.microsoft.com/office/word/2010/wordprocessingGroup" xmlns:wpi="http://schemas.microsoft.com/office/word/2010/wordprocessingInk" xmlns:wne="http://schemas.microsoft.com/office/word/2006/wordml" xmlns:wps="http://schemas.microsoft.com/office/word/2010/wordprocessingShape" mc:Ignorable="w14 w15 w16se wp14">
-  <w:p>
-    <w:pPr>
-      <w:pStyle w:val="Footer"/>
-    </w:pPr>
-  </w:p>
-</w:ftr>
 </file>
 
 <file path=word/footnotes.xml><?xml version="1.0" encoding="utf-8"?>
@@ -1132,7 +1099,7 @@
                       <w:txbxContent>
                         <w:p>
                           <w:r>
-                            <w:t>2025/2026</w:t>
+                            <w:t>4/27/2026</w:t>
                           </w:r>
                         </w:p>
                       </w:txbxContent>
@@ -1160,7 +1127,7 @@
                 <w:txbxContent>
                   <w:p>
                     <w:r>
-                      <w:t>2025/2026</w:t>
+                      <w:t>4/27/2026</w:t>
                     </w:r>
                   </w:p>
                 </w:txbxContent>

--- a/POWERPOINT AND INTERNET EXAMS.docx
+++ b/POWERPOINT AND INTERNET EXAMS.docx
@@ -40,10 +40,17 @@
           <w:rFonts w:ascii="Georgia" w:hAnsi="Georgia"/>
           <w:sz w:val="24"/>
         </w:rPr>
-        <w:t>Open PowerPoint and insert the details as below;</w:t>
+        <w:t xml:space="preserve">Open PowerPoint and insert seven slides with the details </w:t>
       </w:r>
       <w:bookmarkStart w:id="0" w:name="_GoBack"/>
       <w:bookmarkEnd w:id="0"/>
+      <w:r>
+        <w:rPr>
+          <w:rFonts w:ascii="Georgia" w:hAnsi="Georgia"/>
+          <w:sz w:val="24"/>
+        </w:rPr>
+        <w:t>below;</w:t>
+      </w:r>
     </w:p>
     <w:tbl>
       <w:tblPr>
@@ -714,30 +721,104 @@
           <w:rFonts w:ascii="Georgia" w:hAnsi="Georgia"/>
           <w:sz w:val="24"/>
         </w:rPr>
-        <w:t xml:space="preserve">Save and mail to </w:t>
+        <w:t xml:space="preserve">Save </w:t>
       </w:r>
-      <w:hyperlink r:id="rId7" w:history="1">
-        <w:r>
-          <w:rPr>
-            <w:rStyle w:val="Hyperlink"/>
-            <w:rFonts w:ascii="Georgia" w:hAnsi="Georgia"/>
-            <w:sz w:val="24"/>
-          </w:rPr>
-          <w:t>ruralnet2016@gmail.com</w:t>
-        </w:r>
-      </w:hyperlink>
+    </w:p>
+    <w:p>
+      <w:pPr>
+        <w:pStyle w:val="ListParagraph"/>
+        <w:numPr>
+          <w:ilvl w:val="0"/>
+          <w:numId w:val="1"/>
+        </w:numPr>
+        <w:rPr>
+          <w:rFonts w:ascii="Georgia" w:hAnsi="Georgia"/>
+          <w:sz w:val="24"/>
+        </w:rPr>
+      </w:pPr>
       <w:r>
         <w:rPr>
           <w:rFonts w:ascii="Georgia" w:hAnsi="Georgia"/>
           <w:sz w:val="24"/>
         </w:rPr>
-        <w:t xml:space="preserve"> </w:t>
+        <w:t xml:space="preserve">Open google chrome, and sign into your </w:t>
+      </w:r>
+      <w:proofErr w:type="spellStart"/>
+      <w:r>
+        <w:rPr>
+          <w:rFonts w:ascii="Georgia" w:hAnsi="Georgia"/>
+          <w:sz w:val="24"/>
+        </w:rPr>
+        <w:t>gmail</w:t>
+      </w:r>
+      <w:proofErr w:type="spellEnd"/>
+      <w:r>
+        <w:rPr>
+          <w:rFonts w:ascii="Georgia" w:hAnsi="Georgia"/>
+          <w:sz w:val="24"/>
+        </w:rPr>
+        <w:t xml:space="preserve"> account. </w:t>
+      </w:r>
+    </w:p>
+    <w:p>
+      <w:pPr>
+        <w:pStyle w:val="ListParagraph"/>
+        <w:numPr>
+          <w:ilvl w:val="0"/>
+          <w:numId w:val="1"/>
+        </w:numPr>
+        <w:rPr>
+          <w:rFonts w:ascii="Georgia" w:hAnsi="Georgia"/>
+          <w:sz w:val="24"/>
+        </w:rPr>
+      </w:pPr>
+      <w:r>
+        <w:rPr>
+          <w:rFonts w:ascii="Georgia" w:hAnsi="Georgia"/>
+          <w:sz w:val="24"/>
+        </w:rPr>
+        <w:t>Open Google Meet and enter the invite code available from the display screen for a meeting.</w:t>
+      </w:r>
+    </w:p>
+    <w:p>
+      <w:pPr>
+        <w:pStyle w:val="ListParagraph"/>
+        <w:numPr>
+          <w:ilvl w:val="0"/>
+          <w:numId w:val="1"/>
+        </w:numPr>
+        <w:rPr>
+          <w:rFonts w:ascii="Georgia" w:hAnsi="Georgia"/>
+          <w:sz w:val="24"/>
+        </w:rPr>
+      </w:pPr>
+      <w:r>
+        <w:rPr>
+          <w:rFonts w:ascii="Georgia" w:hAnsi="Georgia"/>
+          <w:sz w:val="24"/>
+        </w:rPr>
+        <w:t xml:space="preserve">You’ll be given chance to present your work. </w:t>
+      </w:r>
+    </w:p>
+    <w:p>
+      <w:pPr>
+        <w:rPr>
+          <w:rFonts w:ascii="Georgia" w:hAnsi="Georgia"/>
+          <w:sz w:val="24"/>
+        </w:rPr>
+      </w:pPr>
+      <w:r>
+        <w:rPr>
+          <w:rFonts w:ascii="Georgia" w:hAnsi="Georgia"/>
+          <w:sz w:val="24"/>
+        </w:rPr>
+        <w:t xml:space="preserve">NB: Presentations begin at exactly 11AM. </w:t>
       </w:r>
     </w:p>
     <w:sectPr>
-      <w:headerReference w:type="even" r:id="rId8"/>
-      <w:headerReference w:type="default" r:id="rId9"/>
-      <w:headerReference w:type="first" r:id="rId10"/>
+      <w:headerReference w:type="even" r:id="rId7"/>
+      <w:headerReference w:type="default" r:id="rId8"/>
+      <w:headerReference w:type="first" r:id="rId9"/>
       <w:pgSz w:w="12240" w:h="15840"/>
       <w:pgMar w:top="1440" w:right="1440" w:bottom="1440" w:left="1440" w:header="720" w:footer="720" w:gutter="0"/>
       <w:cols w:space="720"/>
@@ -1099,7 +1180,7 @@
                       <w:txbxContent>
                         <w:p>
                           <w:r>
-                            <w:t>4/27/2026</w:t>
+                            <w:t>7/17/2026</w:t>
                           </w:r>
                         </w:p>
                       </w:txbxContent>
@@ -1127,7 +1208,7 @@
                 <w:txbxContent>
                   <w:p>
                     <w:r>
-                      <w:t>4/27/2026</w:t>
+                      <w:t>7/17/2026</w:t>
                     </w:r>
                   </w:p>
                 </w:txbxContent>

--- a/POWERPOINT AND INTERNET EXAMS.docx
+++ b/POWERPOINT AND INTERNET EXAMS.docx
@@ -42,8 +42,6 @@
         </w:rPr>
         <w:t xml:space="preserve">Open PowerPoint and insert seven slides with the details </w:t>
       </w:r>
-      <w:bookmarkStart w:id="0" w:name="_GoBack"/>
-      <w:bookmarkEnd w:id="0"/>
       <w:r>
         <w:rPr>
           <w:rFonts w:ascii="Georgia" w:hAnsi="Georgia"/>
@@ -799,20 +797,14 @@
         </w:rPr>
         <w:t xml:space="preserve">You’ll be given chance to present your work. </w:t>
       </w:r>
-    </w:p>
-    <w:p>
-      <w:pPr>
-        <w:rPr>
-          <w:rFonts w:ascii="Georgia" w:hAnsi="Georgia"/>
-          <w:sz w:val="24"/>
-        </w:rPr>
-      </w:pPr>
+      <w:bookmarkStart w:id="0" w:name="_GoBack"/>
+      <w:bookmarkEnd w:id="0"/>
       <w:r>
         <w:rPr>
           <w:rFonts w:ascii="Georgia" w:hAnsi="Georgia"/>
           <w:sz w:val="24"/>
         </w:rPr>
-        <w:t xml:space="preserve">NB: Presentations begin at exactly 11AM. </w:t>
+        <w:t xml:space="preserve"> </w:t>
       </w:r>
     </w:p>
     <w:sectPr>
